--- a/templates/contracts/委托代理合同-民事.docx
+++ b/templates/contracts/委托代理合同-民事.docx
@@ -27,22 +27,6 @@
         <w:gridCol w:w="9243"/>
       </w:tblGrid>
       <w:tr>
-        <w:tblPrEx>
-          <w:tblBorders>
-            <w:top w:val="thinThickLargeGap" w:color="auto" w:sz="18" w:space="0"/>
-            <w:left w:val="thinThickLargeGap" w:color="auto" w:sz="18" w:space="0"/>
-            <w:bottom w:val="thickThinLargeGap" w:color="auto" w:sz="18" w:space="0"/>
-            <w:right w:val="thickThinLargeGap" w:color="auto" w:sz="18" w:space="0"/>
-            <w:insideH w:val="none" w:color="auto" w:sz="0" w:space="0"/>
-            <w:insideV w:val="none" w:color="auto" w:sz="0" w:space="0"/>
-          </w:tblBorders>
-          <w:tblCellMar>
-            <w:top w:w="0" w:type="dxa"/>
-            <w:left w:w="108" w:type="dxa"/>
-            <w:bottom w:w="0" w:type="dxa"/>
-            <w:right w:w="108" w:type="dxa"/>
-          </w:tblCellMar>
-        </w:tblPrEx>
         <w:trPr>
           <w:trHeight w:val="1342" w:hRule="atLeast"/>
           <w:jc w:val="center"/>
@@ -66,8 +50,6 @@
                 <w:rFonts w:hint="eastAsia" w:ascii="仿宋" w:hAnsi="仿宋" w:eastAsia="仿宋" w:cs="仿宋"/>
               </w:rPr>
             </w:pPr>
-            <w:bookmarkStart w:id="1" w:name="_GoBack"/>
-            <w:bookmarkEnd w:id="1"/>
           </w:p>
           <w:p>
             <w:pPr>
@@ -976,7 +958,7 @@
           <w:bCs/>
           <w:sz w:val="24"/>
         </w:rPr>
-        <w:t xml:space="preserve">甲方（必填）：                                                        </w:t>
+        <w:t xml:space="preserve">甲方：                                                        </w:t>
       </w:r>
     </w:p>
     <w:p>
@@ -1026,7 +1008,7 @@
           <w:bCs/>
           <w:sz w:val="24"/>
         </w:rPr>
-        <w:t xml:space="preserve">证件号/社会统一信用代码（必填）：                                         </w:t>
+        <w:t xml:space="preserve">证件号/社会统一信用代码：                                         </w:t>
       </w:r>
     </w:p>
     <w:p>
@@ -1051,25 +1033,7 @@
           <w:bCs/>
           <w:sz w:val="24"/>
         </w:rPr>
-        <w:t>地址</w:t>
-      </w:r>
-      <w:r>
-        <w:rPr>
-          <w:rFonts w:hint="eastAsia" w:ascii="仿宋" w:hAnsi="仿宋" w:eastAsia="仿宋" w:cs="仿宋"/>
-          <w:b/>
-          <w:bCs/>
-          <w:sz w:val="24"/>
-        </w:rPr>
-        <w:t>（必填）</w:t>
-      </w:r>
-      <w:r>
-        <w:rPr>
-          <w:rFonts w:hint="eastAsia" w:ascii="仿宋" w:hAnsi="仿宋" w:eastAsia="仿宋" w:cs="Arial"/>
-          <w:b/>
-          <w:bCs/>
-          <w:sz w:val="24"/>
-        </w:rPr>
-        <w:t xml:space="preserve">：              </w:t>
+        <w:t xml:space="preserve">地址：              </w:t>
       </w:r>
     </w:p>
     <w:p>
@@ -1153,7 +1117,7 @@
           <w:color w:val="000000"/>
           <w:sz w:val="24"/>
         </w:rPr>
-        <w:t>联系电话（必填）：</w:t>
+        <w:t>联系电话：</w:t>
       </w:r>
       <w:r>
         <w:rPr>
@@ -2987,80 +2951,12 @@
     </w:p>
     <w:p>
       <w:pPr>
-        <w:spacing w:line="380" w:lineRule="exact"/>
-        <w:ind w:firstLine="480" w:firstLineChars="200"/>
-        <w:rPr>
-          <w:rFonts w:hint="eastAsia" w:ascii="仿宋" w:hAnsi="仿宋" w:eastAsia="仿宋" w:cs="仿宋"/>
-          <w:color w:val="000000"/>
-          <w:sz w:val="24"/>
-        </w:rPr>
-      </w:pPr>
-      <w:r>
-        <w:rPr>
-          <w:rFonts w:hint="eastAsia" w:ascii="仿宋" w:hAnsi="仿宋" w:eastAsia="仿宋" w:cs="仿宋"/>
-          <w:color w:val="000000"/>
-          <w:sz w:val="24"/>
-        </w:rPr>
-        <w:t>（一）若甲方逾期支付律师费及相关费用，乙方有权以甲方依据本合同应付款总额为基数，按照</w:t>
-      </w:r>
-      <w:r>
-        <w:rPr>
-          <w:rFonts w:hint="eastAsia" w:ascii="仿宋" w:hAnsi="仿宋" w:eastAsia="仿宋" w:cs="仿宋"/>
-          <w:color w:val="000000"/>
-          <w:sz w:val="24"/>
-          <w:u w:val="single"/>
-        </w:rPr>
-        <w:t>日万分之*的标准要求甲方</w:t>
-      </w:r>
-      <w:r>
-        <w:rPr>
-          <w:rFonts w:hint="eastAsia" w:ascii="仿宋" w:hAnsi="仿宋" w:eastAsia="仿宋" w:cs="仿宋"/>
-          <w:color w:val="000000"/>
-          <w:sz w:val="24"/>
-        </w:rPr>
-        <w:t>支付逾期付款违约金。另外，乙方可中止履行合同直至甲方依约支付律师费及相关费用，由此产生的一切法律风险及损失由甲方承担。</w:t>
-      </w:r>
-    </w:p>
-    <w:p>
-      <w:pPr>
-        <w:spacing w:line="380" w:lineRule="exact"/>
-        <w:ind w:firstLine="480" w:firstLineChars="200"/>
-        <w:rPr>
-          <w:rFonts w:hint="eastAsia" w:ascii="仿宋" w:hAnsi="仿宋" w:eastAsia="仿宋" w:cs="仿宋"/>
-          <w:sz w:val="24"/>
-        </w:rPr>
-      </w:pPr>
-      <w:r>
-        <w:rPr>
-          <w:rFonts w:hint="eastAsia" w:ascii="仿宋" w:hAnsi="仿宋" w:eastAsia="仿宋" w:cs="仿宋"/>
-          <w:sz w:val="24"/>
-        </w:rPr>
-        <w:t>甲方超过本合同约定付费期间</w:t>
-      </w:r>
-      <w:r>
-        <w:rPr>
-          <w:rFonts w:hint="eastAsia" w:ascii="仿宋" w:hAnsi="仿宋" w:eastAsia="仿宋" w:cs="仿宋"/>
-          <w:sz w:val="24"/>
-          <w:u w:val="single"/>
-        </w:rPr>
-        <w:t xml:space="preserve">  15  </w:t>
-      </w:r>
-      <w:r>
-        <w:rPr>
-          <w:rFonts w:hint="eastAsia" w:ascii="仿宋" w:hAnsi="仿宋" w:eastAsia="仿宋" w:cs="仿宋"/>
-          <w:sz w:val="24"/>
-        </w:rPr>
-        <w:t>日仍未向乙方支付律师费及相关费用的，乙方有权单方解除合同，已收取的费用不予退还，同时乙方有权按照本合同约定向甲方追索其应支付的全部费用以及逾期支付的违约金。</w:t>
-      </w:r>
-    </w:p>
-    <w:p>
-      <w:pPr>
         <w:numPr>
           <w:ilvl w:val="0"/>
           <w:numId w:val="1"/>
         </w:numPr>
         <w:spacing w:line="380" w:lineRule="exact"/>
-        <w:ind w:firstLine="480" w:firstLineChars="200"/>
+        <w:ind w:left="0" w:leftChars="0" w:firstLine="420" w:firstLineChars="0"/>
         <w:rPr>
           <w:rFonts w:hint="eastAsia" w:ascii="仿宋" w:hAnsi="仿宋" w:eastAsia="仿宋" w:cs="仿宋"/>
           <w:sz w:val="24"/>
@@ -3081,7 +2977,7 @@
           <w:numId w:val="1"/>
         </w:numPr>
         <w:spacing w:line="380" w:lineRule="exact"/>
-        <w:ind w:firstLine="480" w:firstLineChars="200"/>
+        <w:ind w:left="0" w:leftChars="0" w:firstLine="420" w:firstLineChars="0"/>
         <w:rPr>
           <w:rFonts w:hint="eastAsia" w:ascii="仿宋" w:hAnsi="仿宋" w:eastAsia="仿宋" w:cs="仿宋"/>
           <w:sz w:val="24"/>
@@ -3424,7 +3320,7 @@
           <w:bCs/>
           <w:sz w:val="24"/>
         </w:rPr>
-        <w:t>甲方：                                   乙方：北京市隆安（深圳）律师事务所</w:t>
+        <w:t xml:space="preserve">甲方：                                   </w:t>
       </w:r>
     </w:p>
     <w:p>
@@ -3442,6 +3338,15 @@
           <w:sz w:val="24"/>
         </w:rPr>
       </w:pPr>
+      <w:r>
+        <w:rPr>
+          <w:rFonts w:hint="eastAsia" w:ascii="仿宋" w:hAnsi="仿宋" w:eastAsia="仿宋" w:cs="仿宋"/>
+          <w:b/>
+          <w:bCs/>
+          <w:sz w:val="24"/>
+        </w:rPr>
+        <w:t>法定代表人/负责人/授权代表：__________</w:t>
+      </w:r>
     </w:p>
     <w:p>
       <w:pPr>
@@ -3458,14 +3363,55 @@
           <w:sz w:val="24"/>
         </w:rPr>
       </w:pPr>
-      <w:r>
-        <w:rPr>
-          <w:rFonts w:hint="eastAsia" w:ascii="仿宋" w:hAnsi="仿宋" w:eastAsia="仿宋" w:cs="仿宋"/>
-          <w:b/>
-          <w:bCs/>
-          <w:sz w:val="24"/>
-        </w:rPr>
-        <w:t xml:space="preserve">法定代表人/负责人/授权代表：__________   承办律师：_________________                                          </w:t>
+    </w:p>
+    <w:p>
+      <w:pPr>
+        <w:tabs>
+          <w:tab w:val="left" w:pos="5400"/>
+          <w:tab w:val="left" w:pos="5580"/>
+        </w:tabs>
+        <w:spacing w:line="380" w:lineRule="exact"/>
+        <w:ind w:firstLine="482" w:firstLineChars="200"/>
+        <w:rPr>
+          <w:rFonts w:hint="eastAsia" w:ascii="仿宋" w:hAnsi="仿宋" w:eastAsia="仿宋" w:cs="仿宋"/>
+          <w:b/>
+          <w:bCs/>
+          <w:sz w:val="24"/>
+        </w:rPr>
+      </w:pPr>
+      <w:r>
+        <w:rPr>
+          <w:rFonts w:hint="eastAsia" w:ascii="仿宋" w:hAnsi="仿宋" w:eastAsia="仿宋" w:cs="仿宋"/>
+          <w:b/>
+          <w:bCs/>
+          <w:sz w:val="24"/>
+        </w:rPr>
+        <w:t>乙方：北京市隆安（深圳）律师事务所</w:t>
+      </w:r>
+    </w:p>
+    <w:p>
+      <w:pPr>
+        <w:tabs>
+          <w:tab w:val="left" w:pos="5400"/>
+          <w:tab w:val="left" w:pos="5580"/>
+        </w:tabs>
+        <w:spacing w:line="380" w:lineRule="exact"/>
+        <w:ind w:firstLine="482" w:firstLineChars="200"/>
+        <w:rPr>
+          <w:rFonts w:hint="eastAsia" w:ascii="仿宋" w:hAnsi="仿宋" w:eastAsia="仿宋" w:cs="仿宋"/>
+          <w:b/>
+          <w:bCs/>
+          <w:sz w:val="24"/>
+        </w:rPr>
+      </w:pPr>
+      <w:r>
+        <w:rPr>
+          <w:rFonts w:hint="eastAsia" w:ascii="仿宋" w:hAnsi="仿宋" w:eastAsia="仿宋" w:cs="仿宋"/>
+          <w:b/>
+          <w:bCs/>
+          <w:sz w:val="24"/>
+        </w:rPr>
+        <w:t xml:space="preserve">承办律师：_____________                                          </w:t>
       </w:r>
     </w:p>
     <w:p>
@@ -3584,6 +3530,7 @@
           <w:szCs w:val="32"/>
         </w:rPr>
       </w:pPr>
+      <w:bookmarkStart w:id="1" w:name="_GoBack"/>
       <w:r>
         <w:rPr>
           <w:rFonts w:hint="eastAsia" w:ascii="仿宋" w:hAnsi="仿宋" w:eastAsia="仿宋" w:cs="宋体"/>
@@ -3595,6 +3542,7 @@
         </w:rPr>
         <w:t>风险代理告知书</w:t>
       </w:r>
+      <w:bookmarkEnd w:id="1"/>
     </w:p>
     <w:p>
       <w:pPr>
@@ -4068,7 +4016,7 @@
 <w:ftr xmlns:wpc="http://schemas.microsoft.com/office/word/2010/wordprocessingCanvas" xmlns:mc="http://schemas.openxmlformats.org/markup-compatibility/2006" xmlns:o="urn:schemas-microsoft-com:office:office" xmlns:r="http://schemas.openxmlformats.org/officeDocument/2006/relationships" xmlns:m="http://schemas.openxmlformats.org/officeDocument/2006/math" xmlns:v="urn:schemas-microsoft-com:vml" xmlns:wp14="http://schemas.microsoft.com/office/word/2010/wordprocessingDrawing" xmlns:wp="http://schemas.openxmlformats.org/drawingml/2006/wordprocessingDrawing" xmlns:w10="urn:schemas-microsoft-com:office:word" xmlns:w="http://schemas.openxmlformats.org/wordprocessingml/2006/main" xmlns:w14="http://schemas.microsoft.com/office/word/2010/wordml" xmlns:w15="http://schemas.microsoft.com/office/word/2012/wordml" xmlns:wpg="http://schemas.microsoft.com/office/word/2010/wordprocessingGroup" xmlns:wpi="http://schemas.microsoft.com/office/word/2010/wordprocessingInk" xmlns:wne="http://schemas.microsoft.com/office/word/2006/wordml" xmlns:wps="http://schemas.microsoft.com/office/word/2010/wordprocessingShape" xmlns:wpsCustomData="http://www.wps.cn/officeDocument/2013/wpsCustomData" mc:Ignorable="w14 w15 wp14">
   <w:sdt>
     <w:sdtPr>
-      <w:id w:val="-1395959950"/>
+      <w:id w:val="422087541"/>
       <w:docPartObj>
         <w:docPartGallery w:val="autotext"/>
       </w:docPartObj>
@@ -4076,7 +4024,7 @@
     <w:sdtContent>
       <w:sdt>
         <w:sdtPr>
-          <w:id w:val="-1705238520"/>
+          <w:id w:val="-1"/>
           <w:docPartObj>
             <w:docPartGallery w:val="autotext"/>
           </w:docPartObj>
@@ -4127,14 +4075,6 @@
       <w:gridCol w:w="426"/>
     </w:tblGrid>
     <w:tr>
-      <w:tblPrEx>
-        <w:tblCellMar>
-          <w:top w:w="72" w:type="dxa"/>
-          <w:left w:w="115" w:type="dxa"/>
-          <w:bottom w:w="72" w:type="dxa"/>
-          <w:right w:w="115" w:type="dxa"/>
-        </w:tblCellMar>
-      </w:tblPrEx>
       <w:tc>
         <w:tcPr>
           <w:tcW w:w="8620" w:type="dxa"/>
@@ -5333,7 +5273,7 @@
       </w:tabs>
       <w:snapToGrid w:val="0"/>
       <w:spacing w:after="0" w:line="240" w:lineRule="auto"/>
-      <w:ind w:left="4959" w:hanging="4959" w:hangingChars="2600"/>
+      <w:ind w:left="4959" w:hanging="4945" w:hangingChars="2600"/>
       <w:rPr>
         <w:b/>
         <w:sz w:val="19"/>
@@ -5703,7 +5643,7 @@
       </w:tabs>
       <w:snapToGrid w:val="0"/>
       <w:spacing w:after="0" w:line="240" w:lineRule="auto"/>
-      <w:ind w:left="4959" w:hanging="4959" w:hangingChars="2600"/>
+      <w:ind w:left="4959" w:hanging="4945" w:hangingChars="2600"/>
       <w:rPr>
         <w:b/>
         <w:sz w:val="19"/>
@@ -5916,15 +5856,21 @@
 <file path=word/numbering.xml><?xml version="1.0" encoding="utf-8"?>
 <w:numbering xmlns:wpc="http://schemas.microsoft.com/office/word/2010/wordprocessingCanvas" xmlns:mc="http://schemas.openxmlformats.org/markup-compatibility/2006" xmlns:o="urn:schemas-microsoft-com:office:office" xmlns:r="http://schemas.openxmlformats.org/officeDocument/2006/relationships" xmlns:m="http://schemas.openxmlformats.org/officeDocument/2006/math" xmlns:v="urn:schemas-microsoft-com:vml" xmlns:wp14="http://schemas.microsoft.com/office/word/2010/wordprocessingDrawing" xmlns:wp="http://schemas.openxmlformats.org/drawingml/2006/wordprocessingDrawing" xmlns:w10="urn:schemas-microsoft-com:office:word" xmlns:w="http://schemas.openxmlformats.org/wordprocessingml/2006/main" xmlns:w14="http://schemas.microsoft.com/office/word/2010/wordml" xmlns:wpg="http://schemas.microsoft.com/office/word/2010/wordprocessingGroup" xmlns:wpi="http://schemas.microsoft.com/office/word/2010/wordprocessingInk" xmlns:wne="http://schemas.microsoft.com/office/word/2006/wordml" xmlns:wps="http://schemas.microsoft.com/office/word/2010/wordprocessingShape" xmlns:wpsCustomData="http://www.wps.cn/officeDocument/2013/wpsCustomData" mc:Ignorable="w14 wp14">
   <w:abstractNum w:abstractNumId="0">
-    <w:nsid w:val="7F621958"/>
+    <w:nsid w:val="FBFDEA75"/>
     <w:multiLevelType w:val="singleLevel"/>
-    <w:tmpl w:val="7F621958"/>
+    <w:tmpl w:val="FBFDEA75"/>
     <w:lvl w:ilvl="0" w:tentative="0">
-      <w:start w:val="2"/>
+      <w:start w:val="1"/>
       <w:numFmt w:val="chineseCounting"/>
       <w:suff w:val="nothing"/>
       <w:lvlText w:val="（%1）"/>
       <w:lvlJc w:val="left"/>
+      <w:pPr>
+        <w:ind w:left="0" w:firstLine="420"/>
+      </w:pPr>
+      <w:rPr>
+        <w:rFonts w:hint="eastAsia"/>
+      </w:rPr>
     </w:lvl>
   </w:abstractNum>
   <w:num w:numId="1">
